--- a/Prasad_MK.docx
+++ b/Prasad_MK.docx
@@ -31,7 +31,7 @@
           <w:sz w:val="20"/>
           <w:szCs w:val="20"/>
         </w:rPr>
-        <w:t xml:space="preserve">Solution Architect </w:t>
+        <w:t xml:space="preserve">Solution Architect · Technical Lead · </w:t>
       </w:r>
       <w:r>
         <w:rPr>
@@ -41,7 +41,7 @@
           <w:sz w:val="20"/>
           <w:szCs w:val="20"/>
         </w:rPr>
-        <w:t>·</w:t>
+        <w:t xml:space="preserve">Full Stack </w:t>
       </w:r>
       <w:r>
         <w:rPr>
@@ -51,57 +51,7 @@
           <w:sz w:val="20"/>
           <w:szCs w:val="20"/>
         </w:rPr>
-        <w:t xml:space="preserve"> Technical Lead </w:t>
-      </w:r>
-      <w:r>
-        <w:rPr>
-          <w:b/>
-          <w:bCs/>
-          <w:color w:val="1A73E8"/>
-          <w:sz w:val="20"/>
-          <w:szCs w:val="20"/>
-        </w:rPr>
-        <w:t>·</w:t>
-      </w:r>
-      <w:r>
-        <w:rPr>
-          <w:b/>
-          <w:bCs/>
-          <w:color w:val="1A73E8"/>
-          <w:sz w:val="20"/>
-          <w:szCs w:val="20"/>
-        </w:rPr>
-        <w:t xml:space="preserve"> </w:t>
-      </w:r>
-      <w:r>
-        <w:rPr>
-          <w:b/>
-          <w:bCs/>
-          <w:color w:val="1A73E8"/>
-          <w:sz w:val="20"/>
-          <w:szCs w:val="20"/>
-        </w:rPr>
-        <w:t>S</w:t>
-      </w:r>
-      <w:r>
-        <w:rPr>
-          <w:b/>
-          <w:bCs/>
-          <w:color w:val="1A73E8"/>
-          <w:sz w:val="20"/>
-          <w:szCs w:val="20"/>
-        </w:rPr>
-        <w:t>RE</w:t>
-      </w:r>
-      <w:r>
-        <w:rPr>
-          <w:b/>
-          <w:bCs/>
-          <w:color w:val="1A73E8"/>
-          <w:sz w:val="20"/>
-          <w:szCs w:val="20"/>
-        </w:rPr>
-        <w:t xml:space="preserve"> </w:t>
+        <w:t xml:space="preserve">SRE </w:t>
       </w:r>
       <w:bookmarkStart w:id="0" w:name="OLE_LINK1"/>
       <w:r>
@@ -204,25 +154,7 @@
         <w:rPr>
           <w:color w:val="1D1D1F"/>
         </w:rPr>
-        <w:t>Technologist</w:t>
-      </w:r>
-      <w:r>
-        <w:rPr>
-          <w:color w:val="1D1D1F"/>
-        </w:rPr>
-        <w:t xml:space="preserve"> with </w:t>
-      </w:r>
-      <w:r>
-        <w:rPr>
-          <w:color w:val="1D1D1F"/>
-        </w:rPr>
-        <w:t>vast experience in</w:t>
-      </w:r>
-      <w:r>
-        <w:rPr>
-          <w:color w:val="1D1D1F"/>
-        </w:rPr>
-        <w:t xml:space="preserve"> building and operating large-scale distributed systems, including 8+ years as the primary SRE owner for a multi-tenant SaaS platform sustaining 99.99% uptime across the Americas. Background spans C/C++ and Go systems programming, Java/Spring Boot services, and reliability engineering for infrastructure processing 8TB/day through Kafka and Pulsar pipelines. Led a Kubernetes migration that cut annual infrastructure cost by $2.1M and collaborated across product, engineering, and support teams to drive SLO adoption at enterprise scale. Currently a Solutions Architect / SRE on a 70,000-user financial services platform at Wipro/PNC, with a track record of resolving 100% of Fortune 500 production escalations at Apple, Samsung, Disney, FedEx, and PG&amp;E.</w:t>
+        <w:t>Technologist with vast experience in building and operating large-scale distributed systems, including 8+ years as the primary SRE owner for a multi-tenant SaaS platform sustaining 99.99% uptime across the Americas. Background spans C/C++ and Go systems programming, Java/Spring Boot services, and reliability engineering for infrastructure processing 8TB/day through Kafka and Pulsar pipelines. Led a Kubernetes migration that cut annual infrastructure cost by $2.1M and collaborated across product, engineering, and support teams to drive SLO adoption at enterprise scale. Currently a Solutions Architect / SRE on a 70,000-user financial services platform at Wipro/PNC, with a track record of resolving 100% of Fortune 500 production escalations at Apple, Samsung, Disney, FedEx, and PG&amp;E.</w:t>
       </w:r>
     </w:p>
     <w:p>
@@ -243,7 +175,7 @@
     </w:p>
     <w:tbl>
       <w:tblPr>
-        <w:tblW w:w="9500" w:type="dxa"/>
+        <w:tblW w:w="10795" w:type="dxa"/>
         <w:tblBorders>
           <w:top w:val="single" w:sz="4" w:space="0" w:color="auto"/>
           <w:left w:val="single" w:sz="4" w:space="0" w:color="auto"/>
@@ -260,7 +192,7 @@
       </w:tblPr>
       <w:tblGrid>
         <w:gridCol w:w="2200"/>
-        <w:gridCol w:w="7300"/>
+        <w:gridCol w:w="8595"/>
       </w:tblGrid>
       <w:tr>
         <w:tc>
@@ -294,7 +226,7 @@
         </w:tc>
         <w:tc>
           <w:tcPr>
-            <w:tcW w:w="7300" w:type="dxa"/>
+            <w:tcW w:w="8595" w:type="dxa"/>
             <w:tcBorders>
               <w:top w:val="single" w:sz="2" w:space="0" w:color="E0E0E0"/>
               <w:bottom w:val="single" w:sz="2" w:space="0" w:color="E0E0E0"/>
@@ -350,7 +282,7 @@
         </w:tc>
         <w:tc>
           <w:tcPr>
-            <w:tcW w:w="7300" w:type="dxa"/>
+            <w:tcW w:w="8595" w:type="dxa"/>
             <w:tcBorders>
               <w:top w:val="single" w:sz="2" w:space="0" w:color="E0E0E0"/>
               <w:bottom w:val="single" w:sz="2" w:space="0" w:color="E0E0E0"/>
@@ -406,7 +338,7 @@
         </w:tc>
         <w:tc>
           <w:tcPr>
-            <w:tcW w:w="7300" w:type="dxa"/>
+            <w:tcW w:w="8595" w:type="dxa"/>
             <w:tcBorders>
               <w:top w:val="single" w:sz="2" w:space="0" w:color="E0E0E0"/>
               <w:bottom w:val="single" w:sz="2" w:space="0" w:color="E0E0E0"/>
@@ -474,7 +406,7 @@
         </w:tc>
         <w:tc>
           <w:tcPr>
-            <w:tcW w:w="7300" w:type="dxa"/>
+            <w:tcW w:w="8595" w:type="dxa"/>
             <w:tcBorders>
               <w:top w:val="single" w:sz="2" w:space="0" w:color="E0E0E0"/>
               <w:bottom w:val="single" w:sz="2" w:space="0" w:color="E0E0E0"/>
@@ -530,7 +462,7 @@
         </w:tc>
         <w:tc>
           <w:tcPr>
-            <w:tcW w:w="7300" w:type="dxa"/>
+            <w:tcW w:w="8595" w:type="dxa"/>
             <w:tcBorders>
               <w:top w:val="single" w:sz="2" w:space="0" w:color="E0E0E0"/>
               <w:bottom w:val="single" w:sz="2" w:space="0" w:color="E0E0E0"/>
@@ -604,7 +536,7 @@
         </w:tc>
         <w:tc>
           <w:tcPr>
-            <w:tcW w:w="7300" w:type="dxa"/>
+            <w:tcW w:w="8595" w:type="dxa"/>
             <w:tcBorders>
               <w:top w:val="single" w:sz="2" w:space="0" w:color="E0E0E0"/>
               <w:bottom w:val="single" w:sz="2" w:space="0" w:color="E0E0E0"/>
@@ -660,7 +592,7 @@
         </w:tc>
         <w:tc>
           <w:tcPr>
-            <w:tcW w:w="7300" w:type="dxa"/>
+            <w:tcW w:w="8595" w:type="dxa"/>
             <w:tcBorders>
               <w:top w:val="single" w:sz="2" w:space="0" w:color="E0E0E0"/>
               <w:bottom w:val="single" w:sz="2" w:space="0" w:color="E0E0E0"/>
@@ -684,12 +616,97 @@
           </w:p>
         </w:tc>
       </w:tr>
+      <w:tr>
+        <w:tc>
+          <w:tcPr>
+            <w:tcW w:w="2200" w:type="dxa"/>
+            <w:tcBorders>
+              <w:top w:val="single" w:sz="2" w:space="0" w:color="E0E0E0"/>
+              <w:bottom w:val="single" w:sz="2" w:space="0" w:color="E0E0E0"/>
+              <w:right w:val="single" w:sz="2" w:space="0" w:color="E0E0E0"/>
+            </w:tcBorders>
+            <w:shd w:val="clear" w:color="auto" w:fill="FFFFFF"/>
+            <w:tcMar>
+              <w:top w:w="40" w:type="dxa"/>
+              <w:left w:w="60" w:type="dxa"/>
+              <w:bottom w:w="40" w:type="dxa"/>
+              <w:right w:w="60" w:type="dxa"/>
+            </w:tcMar>
+          </w:tcPr>
+          <w:p>
+            <w:pPr>
+              <w:rPr>
+                <w:b/>
+                <w:bCs/>
+                <w:color w:val="1D1D1F"/>
+                <w:sz w:val="18"/>
+                <w:szCs w:val="18"/>
+              </w:rPr>
+            </w:pPr>
+            <w:r>
+              <w:rPr>
+                <w:b/>
+                <w:bCs/>
+                <w:color w:val="1D1D1F"/>
+                <w:sz w:val="18"/>
+                <w:szCs w:val="18"/>
+              </w:rPr>
+              <w:t>AI &amp; Agentic Systems</w:t>
+            </w:r>
+          </w:p>
+        </w:tc>
+        <w:tc>
+          <w:tcPr>
+            <w:tcW w:w="8595" w:type="dxa"/>
+            <w:tcBorders>
+              <w:top w:val="single" w:sz="2" w:space="0" w:color="E0E0E0"/>
+              <w:bottom w:val="single" w:sz="2" w:space="0" w:color="E0E0E0"/>
+            </w:tcBorders>
+            <w:tcMar>
+              <w:top w:w="40" w:type="dxa"/>
+              <w:left w:w="60" w:type="dxa"/>
+              <w:bottom w:w="40" w:type="dxa"/>
+              <w:right w:w="60" w:type="dxa"/>
+            </w:tcMar>
+          </w:tcPr>
+          <w:p>
+            <w:pPr>
+              <w:rPr>
+                <w:color w:val="1D1D1F"/>
+                <w:sz w:val="18"/>
+                <w:szCs w:val="18"/>
+              </w:rPr>
+            </w:pPr>
+            <w:r>
+              <w:rPr>
+                <w:color w:val="1D1D1F"/>
+                <w:sz w:val="18"/>
+                <w:szCs w:val="18"/>
+              </w:rPr>
+              <w:t xml:space="preserve">LLMs, AWS Bedrock, multi-agent orchestration, RAG pipelines, </w:t>
+            </w:r>
+            <w:proofErr w:type="spellStart"/>
+            <w:r>
+              <w:rPr>
+                <w:color w:val="1D1D1F"/>
+                <w:sz w:val="18"/>
+                <w:szCs w:val="18"/>
+              </w:rPr>
+              <w:t>LangChain</w:t>
+            </w:r>
+            <w:proofErr w:type="spellEnd"/>
+            <w:r>
+              <w:rPr>
+                <w:color w:val="1D1D1F"/>
+                <w:sz w:val="18"/>
+                <w:szCs w:val="18"/>
+              </w:rPr>
+              <w:t>, Vector Databases, Voice AI integration</w:t>
+            </w:r>
+          </w:p>
+        </w:tc>
+      </w:tr>
     </w:tbl>
-    <w:p>
-      <w:pPr>
-        <w:spacing w:after="60"/>
-      </w:pPr>
-    </w:p>
     <w:p>
       <w:pPr>
         <w:pBdr>

--- a/Prasad_MK.docx
+++ b/Prasad_MK.docx
@@ -154,7 +154,19 @@
         <w:rPr>
           <w:color w:val="1D1D1F"/>
         </w:rPr>
-        <w:t>Technologist with vast experience in building and operating large-scale distributed systems, including 8+ years as the primary SRE owner for a multi-tenant SaaS platform sustaining 99.99% uptime across the Americas. Background spans C/C++ and Go systems programming, Java/Spring Boot services, and reliability engineering for infrastructure processing 8TB/day through Kafka and Pulsar pipelines. Led a Kubernetes migration that cut annual infrastructure cost by $2.1M and collaborated across product, engineering, and support teams to drive SLO adoption at enterprise scale. Currently a Solutions Architect / SRE on a 70,000-user financial services platform at Wipro/PNC, with a track record of resolving 100% of Fortune 500 production escalations at Apple, Samsung, Disney, FedEx, and PG&amp;E.</w:t>
+        <w:t xml:space="preserve">Technologist with vast experience in building and operating large-scale distributed systems, including 8+ years as the primary </w:t>
+      </w:r>
+      <w:r>
+        <w:rPr>
+          <w:color w:val="1D1D1F"/>
+        </w:rPr>
+        <w:t xml:space="preserve">Full Stack </w:t>
+      </w:r>
+      <w:r>
+        <w:rPr>
+          <w:color w:val="1D1D1F"/>
+        </w:rPr>
+        <w:t>SRE owner for a multi-tenant SaaS platform sustaining 99.99% uptime across the Americas. Background spans C/C++ and Go systems programming, Java/Spring Boot services, and reliability engineering for infrastructure processing 8TB/day through Kafka and Pulsar pipelines. Led a Kubernetes migration that cut annual infrastructure cost by $2.1M and collaborated across product, engineering, and support teams to drive SLO adoption at enterprise scale. Currently a Solutions Architect on a 70,000-user financial services platform at Wipro/PNC, with a track record of resolving 100% of Fortune 500 production escalations at Apple, Samsung, Disney, FedEx, and PG&amp;E.</w:t>
       </w:r>
     </w:p>
     <w:p>
@@ -2851,6 +2863,7 @@
   <w:style w:type="character" w:default="1" w:styleId="DefaultParagraphFont">
     <w:name w:val="Default Paragraph Font"/>
     <w:uiPriority w:val="1"/>
+    <w:semiHidden/>
     <w:unhideWhenUsed/>
   </w:style>
   <w:style w:type="table" w:default="1" w:styleId="TableNormal">

--- a/Prasad_MK.docx
+++ b/Prasad_MK.docx
@@ -37,7 +37,7 @@
           <w:bCs/>
           <w:color w:val="0066CC"/>
         </w:rPr>
-        <w:t xml:space="preserve">Site Reliability Engineer </w:t>
+        <w:t xml:space="preserve">Solution Architect </w:t>
       </w:r>
       <w:r>
         <w:rPr>
@@ -46,7 +46,7 @@
           <w:bCs/>
           <w:color w:val="0066CC"/>
         </w:rPr>
-        <w:t xml:space="preserve">Lead </w:t>
+        <w:t>·</w:t>
       </w:r>
       <w:r>
         <w:rPr>
@@ -55,7 +55,7 @@
           <w:bCs/>
           <w:color w:val="0066CC"/>
         </w:rPr>
-        <w:t>· Distributed Systems</w:t>
+        <w:t xml:space="preserve"> </w:t>
       </w:r>
       <w:r>
         <w:rPr>
@@ -64,7 +64,7 @@
           <w:bCs/>
           <w:color w:val="0066CC"/>
         </w:rPr>
-        <w:t xml:space="preserve"> </w:t>
+        <w:t xml:space="preserve">Site Reliability Engineer · </w:t>
       </w:r>
       <w:r>
         <w:rPr>
@@ -73,7 +73,7 @@
           <w:bCs/>
           <w:color w:val="0066CC"/>
         </w:rPr>
-        <w:t>·</w:t>
+        <w:t xml:space="preserve">Backend Engineer </w:t>
       </w:r>
       <w:r>
         <w:rPr>
@@ -82,7 +82,7 @@
           <w:bCs/>
           <w:color w:val="0066CC"/>
         </w:rPr>
-        <w:t xml:space="preserve"> Cloud </w:t>
+        <w:t xml:space="preserve">· Infrastructure </w:t>
       </w:r>
       <w:r>
         <w:rPr>
@@ -91,7 +91,7 @@
           <w:bCs/>
           <w:color w:val="0066CC"/>
         </w:rPr>
-        <w:t>Infrastructure</w:t>
+        <w:t xml:space="preserve">Engineer </w:t>
       </w:r>
       <w:r>
         <w:rPr>
@@ -100,34 +100,7 @@
           <w:bCs/>
           <w:color w:val="0066CC"/>
         </w:rPr>
-        <w:t xml:space="preserve"> </w:t>
-      </w:r>
-      <w:r>
-        <w:rPr>
-          <w:rFonts w:ascii="SF Pro" w:hAnsi="SF Pro"/>
-          <w:b/>
-          <w:bCs/>
-          <w:color w:val="0066CC"/>
-        </w:rPr>
-        <w:t xml:space="preserve">· </w:t>
-      </w:r>
-      <w:r>
-        <w:rPr>
-          <w:rFonts w:ascii="SF Pro" w:hAnsi="SF Pro"/>
-          <w:b/>
-          <w:bCs/>
-          <w:color w:val="0066CC"/>
-        </w:rPr>
-        <w:t>AI</w:t>
-      </w:r>
-      <w:r>
-        <w:rPr>
-          <w:rFonts w:ascii="SF Pro" w:hAnsi="SF Pro"/>
-          <w:b/>
-          <w:bCs/>
-          <w:color w:val="0066CC"/>
-        </w:rPr>
-        <w:t xml:space="preserve"> Platforms</w:t>
+        <w:t>· AI Platforms</w:t>
       </w:r>
     </w:p>
     <w:p>
@@ -182,14 +155,7 @@
           <w:rFonts w:ascii="SF Pro" w:hAnsi="SF Pro"/>
           <w:color w:val="1A1A1A"/>
         </w:rPr>
-        <w:t>Technologist</w:t>
-      </w:r>
-      <w:r>
-        <w:rPr>
-          <w:rFonts w:ascii="SF Pro" w:hAnsi="SF Pro"/>
-          <w:color w:val="1A1A1A"/>
-        </w:rPr>
-        <w:t xml:space="preserve"> with 25+ years designing, operating, and scaling large-scale distributed systems, including 8 years as sole SRE owner of a multitenant AIOps SaaS platform holding 99.99% uptime across the Americas. Owned full-lifecycle production readiness, capacity planning, and on-call incident response for a platform processing 8TB/day at sub-second latency, cutting incident resolution time 45% and replacing manual toil with automation to save $2.1M a year in infrastructure cost. Directly supported Apple's own tenancy on this platform, keeping Operations Agent and Performance Agent telemetry flowing through Cloud Optimizer into Apple's Vertica data farm. Now building agentic AI backend services on AWS Bedrock with multi-agent orchestration and RAG </w:t>
+        <w:t xml:space="preserve">Technologist with 25+ years designing, operating, and scaling large-scale distributed systems, including 8 years as sole SRE owner of a multitenant AIOps SaaS platform holding 99.99% uptime across the Americas. Owned full-lifecycle production readiness, capacity planning, and on-call incident response for a platform processing 8TB/day at sub-second latency, cutting incident resolution time 45% and replacing manual toil with automation to save $2.1M a year in infrastructure cost. Directly supported Apple's own tenancy on this platform, keeping Operations Agent and Performance Agent telemetry flowing through Cloud Optimizer into Apple's Vertica data farm. Now building agentic AI backend services on AWS Bedrock with multi-agent orchestration and RAG </w:t>
       </w:r>
       <w:proofErr w:type="gramStart"/>
       <w:r>
@@ -252,12 +218,6 @@
         <w:gridCol w:w="8975"/>
       </w:tblGrid>
       <w:tr>
-        <w:tblPrEx>
-          <w:tblCellMar>
-            <w:top w:w="0" w:type="dxa"/>
-            <w:bottom w:w="0" w:type="dxa"/>
-          </w:tblCellMar>
-        </w:tblPrEx>
         <w:tc>
           <w:tcPr>
             <w:tcW w:w="2000" w:type="dxa"/>
@@ -347,12 +307,6 @@
         </w:tc>
       </w:tr>
       <w:tr>
-        <w:tblPrEx>
-          <w:tblCellMar>
-            <w:top w:w="0" w:type="dxa"/>
-            <w:bottom w:w="0" w:type="dxa"/>
-          </w:tblCellMar>
-        </w:tblPrEx>
         <w:tc>
           <w:tcPr>
             <w:tcW w:w="2000" w:type="dxa"/>
@@ -422,12 +376,6 @@
         </w:tc>
       </w:tr>
       <w:tr>
-        <w:tblPrEx>
-          <w:tblCellMar>
-            <w:top w:w="0" w:type="dxa"/>
-            <w:bottom w:w="0" w:type="dxa"/>
-          </w:tblCellMar>
-        </w:tblPrEx>
         <w:tc>
           <w:tcPr>
             <w:tcW w:w="2000" w:type="dxa"/>
@@ -497,12 +445,6 @@
         </w:tc>
       </w:tr>
       <w:tr>
-        <w:tblPrEx>
-          <w:tblCellMar>
-            <w:top w:w="0" w:type="dxa"/>
-            <w:bottom w:w="0" w:type="dxa"/>
-          </w:tblCellMar>
-        </w:tblPrEx>
         <w:tc>
           <w:tcPr>
             <w:tcW w:w="2000" w:type="dxa"/>
@@ -572,12 +514,6 @@
         </w:tc>
       </w:tr>
       <w:tr>
-        <w:tblPrEx>
-          <w:tblCellMar>
-            <w:top w:w="0" w:type="dxa"/>
-            <w:bottom w:w="0" w:type="dxa"/>
-          </w:tblCellMar>
-        </w:tblPrEx>
         <w:tc>
           <w:tcPr>
             <w:tcW w:w="2000" w:type="dxa"/>
@@ -647,12 +583,6 @@
         </w:tc>
       </w:tr>
       <w:tr>
-        <w:tblPrEx>
-          <w:tblCellMar>
-            <w:top w:w="0" w:type="dxa"/>
-            <w:bottom w:w="0" w:type="dxa"/>
-          </w:tblCellMar>
-        </w:tblPrEx>
         <w:tc>
           <w:tcPr>
             <w:tcW w:w="2000" w:type="dxa"/>
@@ -724,12 +654,6 @@
         </w:tc>
       </w:tr>
       <w:tr>
-        <w:tblPrEx>
-          <w:tblCellMar>
-            <w:top w:w="0" w:type="dxa"/>
-            <w:bottom w:w="0" w:type="dxa"/>
-          </w:tblCellMar>
-        </w:tblPrEx>
         <w:tc>
           <w:tcPr>
             <w:tcW w:w="2000" w:type="dxa"/>
@@ -817,12 +741,6 @@
         </w:tc>
       </w:tr>
       <w:tr>
-        <w:tblPrEx>
-          <w:tblCellMar>
-            <w:top w:w="0" w:type="dxa"/>
-            <w:bottom w:w="0" w:type="dxa"/>
-          </w:tblCellMar>
-        </w:tblPrEx>
         <w:tc>
           <w:tcPr>
             <w:tcW w:w="2000" w:type="dxa"/>
@@ -912,12 +830,6 @@
         </w:tc>
       </w:tr>
       <w:tr>
-        <w:tblPrEx>
-          <w:tblCellMar>
-            <w:top w:w="0" w:type="dxa"/>
-            <w:bottom w:w="0" w:type="dxa"/>
-          </w:tblCellMar>
-        </w:tblPrEx>
         <w:tc>
           <w:tcPr>
             <w:tcW w:w="2000" w:type="dxa"/>
@@ -1027,12 +939,6 @@
         </w:tc>
       </w:tr>
       <w:tr>
-        <w:tblPrEx>
-          <w:tblCellMar>
-            <w:top w:w="0" w:type="dxa"/>
-            <w:bottom w:w="0" w:type="dxa"/>
-          </w:tblCellMar>
-        </w:tblPrEx>
         <w:tc>
           <w:tcPr>
             <w:tcW w:w="2000" w:type="dxa"/>
@@ -1102,12 +1008,6 @@
         </w:tc>
       </w:tr>
       <w:tr>
-        <w:tblPrEx>
-          <w:tblCellMar>
-            <w:top w:w="0" w:type="dxa"/>
-            <w:bottom w:w="0" w:type="dxa"/>
-          </w:tblCellMar>
-        </w:tblPrEx>
         <w:tc>
           <w:tcPr>
             <w:tcW w:w="2000" w:type="dxa"/>
@@ -1405,31 +1305,7 @@
         <w:rPr>
           <w:rFonts w:ascii="SF Pro" w:hAnsi="SF Pro"/>
         </w:rPr>
-        <w:t>B</w:t>
-      </w:r>
-      <w:r>
-        <w:rPr>
-          <w:rFonts w:ascii="SF Pro" w:hAnsi="SF Pro"/>
-        </w:rPr>
-        <w:t>uilding a Kafka-based branch closure notification system, publishing closure events to downstream consumers in real time so</w:t>
-      </w:r>
-      <w:r>
-        <w:rPr>
-          <w:rFonts w:ascii="SF Pro" w:hAnsi="SF Pro"/>
-        </w:rPr>
-        <w:t xml:space="preserve"> </w:t>
-      </w:r>
-      <w:r>
-        <w:rPr>
-          <w:rFonts w:ascii="SF Pro" w:hAnsi="SF Pro"/>
-        </w:rPr>
-        <w:t>affected teams and customer-facing systems could react without polling or manual coordination</w:t>
-      </w:r>
-      <w:r>
-        <w:rPr>
-          <w:rFonts w:ascii="SF Pro" w:hAnsi="SF Pro"/>
-        </w:rPr>
-        <w:t>.</w:t>
+        <w:t>Building a Kafka-based branch closure notification system, publishing closure events to downstream consumers in real time so affected teams and customer-facing systems could react without polling or manual coordination.</w:t>
       </w:r>
     </w:p>
     <w:p>
@@ -3079,6 +2955,7 @@
   <w:style w:type="character" w:default="1" w:styleId="DefaultParagraphFont">
     <w:name w:val="Default Paragraph Font"/>
     <w:uiPriority w:val="1"/>
+    <w:semiHidden/>
     <w:unhideWhenUsed/>
   </w:style>
   <w:style w:type="table" w:default="1" w:styleId="TableNormal">

--- a/Prasad_MK.docx
+++ b/Prasad_MK.docx
@@ -37,70 +37,7 @@
           <w:bCs/>
           <w:color w:val="0066CC"/>
         </w:rPr>
-        <w:t xml:space="preserve">Solution Architect </w:t>
-      </w:r>
-      <w:r>
-        <w:rPr>
-          <w:rFonts w:ascii="SF Pro" w:hAnsi="SF Pro"/>
-          <w:b/>
-          <w:bCs/>
-          <w:color w:val="0066CC"/>
-        </w:rPr>
-        <w:t>·</w:t>
-      </w:r>
-      <w:r>
-        <w:rPr>
-          <w:rFonts w:ascii="SF Pro" w:hAnsi="SF Pro"/>
-          <w:b/>
-          <w:bCs/>
-          <w:color w:val="0066CC"/>
-        </w:rPr>
-        <w:t xml:space="preserve"> </w:t>
-      </w:r>
-      <w:r>
-        <w:rPr>
-          <w:rFonts w:ascii="SF Pro" w:hAnsi="SF Pro"/>
-          <w:b/>
-          <w:bCs/>
-          <w:color w:val="0066CC"/>
-        </w:rPr>
-        <w:t xml:space="preserve">Site Reliability Engineer · </w:t>
-      </w:r>
-      <w:r>
-        <w:rPr>
-          <w:rFonts w:ascii="SF Pro" w:hAnsi="SF Pro"/>
-          <w:b/>
-          <w:bCs/>
-          <w:color w:val="0066CC"/>
-        </w:rPr>
-        <w:t xml:space="preserve">Backend Engineer </w:t>
-      </w:r>
-      <w:r>
-        <w:rPr>
-          <w:rFonts w:ascii="SF Pro" w:hAnsi="SF Pro"/>
-          <w:b/>
-          <w:bCs/>
-          <w:color w:val="0066CC"/>
-        </w:rPr>
-        <w:t xml:space="preserve">· Infrastructure </w:t>
-      </w:r>
-      <w:r>
-        <w:rPr>
-          <w:rFonts w:ascii="SF Pro" w:hAnsi="SF Pro"/>
-          <w:b/>
-          <w:bCs/>
-          <w:color w:val="0066CC"/>
-        </w:rPr>
-        <w:t xml:space="preserve">Engineer </w:t>
-      </w:r>
-      <w:r>
-        <w:rPr>
-          <w:rFonts w:ascii="SF Pro" w:hAnsi="SF Pro"/>
-          <w:b/>
-          <w:bCs/>
-          <w:color w:val="0066CC"/>
-        </w:rPr>
-        <w:t>· AI Platforms</w:t>
+        <w:t>Solution Architect · Agentic AI &amp; Backend · SRE, Infrastructure &amp; Platform Engineer</w:t>
       </w:r>
     </w:p>
     <w:p>
@@ -717,25 +654,79 @@
                 <w:sz w:val="18"/>
                 <w:szCs w:val="18"/>
               </w:rPr>
-              <w:t>Agent trust boundary design (</w:t>
-            </w:r>
-            <w:r>
-              <w:rPr>
-                <w:rFonts w:ascii="SF Pro" w:hAnsi="SF Pro"/>
-                <w:color w:val="1A1A1A"/>
-                <w:sz w:val="18"/>
-                <w:szCs w:val="18"/>
-              </w:rPr>
-              <w:t>preprint</w:t>
-            </w:r>
-            <w:r>
-              <w:rPr>
-                <w:rFonts w:ascii="SF Pro" w:hAnsi="SF Pro"/>
-                <w:color w:val="1A1A1A"/>
-                <w:sz w:val="18"/>
-                <w:szCs w:val="18"/>
-              </w:rPr>
-              <w:t>), SOC2 compliance, DR strategy, access controls, security scanning (0% critical vulns in prod)</w:t>
+              <w:t xml:space="preserve">Agent trust boundary design, SOC2 compliance, DR strategy, </w:t>
+            </w:r>
+            <w:r>
+              <w:rPr>
+                <w:rFonts w:ascii="SF Pro" w:hAnsi="SF Pro"/>
+                <w:color w:val="1A1A1A"/>
+                <w:sz w:val="18"/>
+                <w:szCs w:val="18"/>
+              </w:rPr>
+              <w:t>A</w:t>
+            </w:r>
+            <w:r>
+              <w:rPr>
+                <w:rFonts w:ascii="SF Pro" w:hAnsi="SF Pro"/>
+                <w:color w:val="1A1A1A"/>
+                <w:sz w:val="18"/>
+                <w:szCs w:val="18"/>
+              </w:rPr>
+              <w:t xml:space="preserve">ccess </w:t>
+            </w:r>
+            <w:r>
+              <w:rPr>
+                <w:rFonts w:ascii="SF Pro" w:hAnsi="SF Pro"/>
+                <w:color w:val="1A1A1A"/>
+                <w:sz w:val="18"/>
+                <w:szCs w:val="18"/>
+              </w:rPr>
+              <w:t>C</w:t>
+            </w:r>
+            <w:r>
+              <w:rPr>
+                <w:rFonts w:ascii="SF Pro" w:hAnsi="SF Pro"/>
+                <w:color w:val="1A1A1A"/>
+                <w:sz w:val="18"/>
+                <w:szCs w:val="18"/>
+              </w:rPr>
+              <w:t xml:space="preserve">ontrols, </w:t>
+            </w:r>
+            <w:r>
+              <w:rPr>
+                <w:rFonts w:ascii="SF Pro" w:hAnsi="SF Pro"/>
+                <w:color w:val="1A1A1A"/>
+                <w:sz w:val="18"/>
+                <w:szCs w:val="18"/>
+              </w:rPr>
+              <w:t>S</w:t>
+            </w:r>
+            <w:r>
+              <w:rPr>
+                <w:rFonts w:ascii="SF Pro" w:hAnsi="SF Pro"/>
+                <w:color w:val="1A1A1A"/>
+                <w:sz w:val="18"/>
+                <w:szCs w:val="18"/>
+              </w:rPr>
+              <w:t xml:space="preserve">ecurity </w:t>
+            </w:r>
+            <w:r>
+              <w:rPr>
+                <w:rFonts w:ascii="SF Pro" w:hAnsi="SF Pro"/>
+                <w:color w:val="1A1A1A"/>
+                <w:sz w:val="18"/>
+                <w:szCs w:val="18"/>
+              </w:rPr>
+              <w:t>S</w:t>
+            </w:r>
+            <w:r>
+              <w:rPr>
+                <w:rFonts w:ascii="SF Pro" w:hAnsi="SF Pro"/>
+                <w:color w:val="1A1A1A"/>
+                <w:sz w:val="18"/>
+                <w:szCs w:val="18"/>
+              </w:rPr>
+              <w:t>canning (0% critical vulns in prod)</w:t>
             </w:r>
           </w:p>
         </w:tc>
@@ -2955,7 +2946,6 @@
   <w:style w:type="character" w:default="1" w:styleId="DefaultParagraphFont">
     <w:name w:val="Default Paragraph Font"/>
     <w:uiPriority w:val="1"/>
-    <w:semiHidden/>
     <w:unhideWhenUsed/>
   </w:style>
   <w:style w:type="table" w:default="1" w:styleId="TableNormal">

--- a/Prasad_MK.docx
+++ b/Prasad_MK.docx
@@ -92,7 +92,7 @@
           <w:rFonts w:ascii="SF Pro" w:hAnsi="SF Pro"/>
           <w:color w:val="1A1A1A"/>
         </w:rPr>
-        <w:t xml:space="preserve">Technologist with 25+ years designing, operating, and scaling large-scale distributed systems, including 8 years as sole SRE owner of a multitenant AIOps SaaS platform holding 99.99% uptime across the Americas. Owned full-lifecycle production readiness, capacity planning, and on-call incident response for a platform processing 8TB/day at sub-second latency, cutting incident resolution time 45% and replacing manual toil with automation to save $2.1M a year in infrastructure cost. Directly supported Apple's own tenancy on this platform, keeping Operations Agent and Performance Agent telemetry flowing through Cloud Optimizer into Apple's Vertica data farm. Now building agentic AI backend services on AWS Bedrock with multi-agent orchestration and RAG </w:t>
+        <w:t xml:space="preserve">Technologist with 25+ years designing, operating, and scaling large-scale distributed systems, including 8 years as sole SRE owner of a multitenant AIOps SaaS platform holding 99.99% uptime across the Americas. Owned full-lifecycle production readiness, capacity planning, and on-call incident response for a platform processing 8TB/day at sub-second latency, cutting incident resolution time 45% and replacing manual toil with automation to save $2M a year in infrastructure cost. Directly supported Apple's own tenancy on this platform, keeping Operations Agent and Performance Agent telemetry flowing through Cloud Optimizer into Apple's Vertica data farm. Now building agentic AI backend services on AWS Bedrock with multi-agent orchestration and RAG </w:t>
       </w:r>
       <w:proofErr w:type="gramStart"/>
       <w:r>
@@ -1688,7 +1688,7 @@
           <w:rFonts w:ascii="SF Pro" w:hAnsi="SF Pro"/>
           <w:color w:val="1A1A1A"/>
         </w:rPr>
-        <w:t>Led migration of 50+ microservices to Kubernetes/OpenShift, cutting multi-tenant provisioning time from days to 30 minutes and saving $2.1M a year in cloud infrastructure cost through right-sizing and Terraform automation.</w:t>
+        <w:t>Led migration of 50+ microservices to Kubernetes/OpenShift, cutting multi-tenant provisioning time from days to 30 minutes and saving $2M a year in cloud infrastructure cost through right-sizing and Terraform automation.</w:t>
       </w:r>
     </w:p>
     <w:p>
@@ -2946,6 +2946,7 @@
   <w:style w:type="character" w:default="1" w:styleId="DefaultParagraphFont">
     <w:name w:val="Default Paragraph Font"/>
     <w:uiPriority w:val="1"/>
+    <w:semiHidden/>
     <w:unhideWhenUsed/>
   </w:style>
   <w:style w:type="table" w:default="1" w:styleId="TableNormal">
